--- a/members/team_hieu_trang/Team_Knowledge_Agent_Guide.docx
+++ b/members/team_hieu_trang/Team_Knowledge_Agent_Guide.docx
@@ -20,6 +20,1360 @@
       </w:pPr>
       <w:r>
         <w:t>End-to-end Guide</w:t>
+      </w:r>
+    </w:p>
+    <w:p>
+      <w:pPr>
+        <w:pStyle w:val="Heading1"/>
+      </w:pPr>
+      <w:r>
+        <w:t xml:space="preserve">Update - 26 October 2026: what changed in Team 1's agent</w:t>
+      </w:r>
+    </w:p>
+    <w:p>
+      <w:r>
+        <w:t xml:space="preserve">This section summarises today's changes for the team. The rest of this guide describes the original starter design (for example PostgreSQL and pgvector); where the two differ, this section and README.md describe the current code.</w:t>
+      </w:r>
+    </w:p>
+    <w:p>
+      <w:pPr>
+        <w:pStyle w:val="Heading2"/>
+      </w:pPr>
+      <w:r>
+        <w:t xml:space="preserve">Why we changed it</w:t>
+      </w:r>
+    </w:p>
+    <w:p>
+      <w:pPr>
+        <w:pStyle w:val="ListBullet"/>
+      </w:pPr>
+      <w:r>
+        <w:rPr>
+          <w:b/>
+        </w:rPr>
+        <w:t xml:space="preserve">Too slow for the grader. </w:t>
+      </w:r>
+      <w:r>
+        <w:t xml:space="preserve">Answers took 230-480 s, but the grader stops waiting after 120 s and scores a timeout as idk.</w:t>
+      </w:r>
+    </w:p>
+    <w:p>
+      <w:pPr>
+        <w:pStyle w:val="ListBullet"/>
+      </w:pPr>
+      <w:r>
+        <w:rPr>
+          <w:b/>
+        </w:rPr>
+        <w:t xml:space="preserve">Too many model calls. </w:t>
+      </w:r>
+      <w:r>
+        <w:t xml:space="preserve">Each question made 5-10 Gemma calls. Half of the time went to one extra 'consistency' call per evidence passage.</w:t>
+      </w:r>
+    </w:p>
+    <w:p>
+      <w:pPr>
+        <w:pStyle w:val="ListBullet"/>
+      </w:pPr>
+      <w:r>
+        <w:rPr>
+          <w:b/>
+        </w:rPr>
+        <w:t xml:space="preserve">Verification was too strict and too loose. </w:t>
+      </w:r>
+      <w:r>
+        <w:t xml:space="preserve">It rejected correct quotes over letter case, PDF line-break hyphens or a mis-cited sentence, yet accepted off-topic or wrong-paper claims.</w:t>
+      </w:r>
+    </w:p>
+    <w:p>
+      <w:pPr>
+        <w:pStyle w:val="Heading2"/>
+      </w:pPr>
+      <w:r>
+        <w:t xml:space="preserve">Results (same grader judge, gpt-4o-mini)</w:t>
+      </w:r>
+    </w:p>
+    <w:tbl>
+      <w:tblPr>
+        <w:tblW w:w="9994" w:type="dxa"/>
+        <w:jc w:val="center"/>
+        <w:tblBorders>
+          <w:top w:val="single" w:sz="4" w:space="0" w:color="D9D9D9"/>
+          <w:left w:val="single" w:sz="4" w:space="0" w:color="D9D9D9"/>
+          <w:bottom w:val="single" w:sz="4" w:space="0" w:color="D9D9D9"/>
+          <w:right w:val="single" w:sz="4" w:space="0" w:color="D9D9D9"/>
+          <w:insideH w:val="single" w:sz="4" w:space="0" w:color="D9D9D9"/>
+          <w:insideV w:val="single" w:sz="4" w:space="0" w:color="D9D9D9"/>
+        </w:tblBorders>
+        <w:tblLayout w:type="fixed"/>
+        <w:tblLook w:val="04A0" w:firstRow="1" w:lastRow="0" w:firstColumn="1" w:lastColumn="0" w:noHBand="0" w:noVBand="1"/>
+      </w:tblPr>
+      <w:tblGrid>
+        <w:gridCol w:w="3994"/>
+        <w:gridCol w:w="2400"/>
+        <w:gridCol w:w="3600"/>
+      </w:tblGrid>
+      <w:tr>
+        <w:trPr>
+          <w:tblHeader/>
+          <w:jc w:val="center"/>
+        </w:trPr>
+        <w:tc>
+          <w:tcPr>
+            <w:tcW w:w="3994" w:type="dxa"/>
+            <w:shd w:val="clear" w:color="auto" w:fill="17365D"/>
+            <w:tcMar>
+              <w:top w:w="90" w:type="dxa"/>
+              <w:left w:w="120" w:type="dxa"/>
+              <w:bottom w:w="90" w:type="dxa"/>
+              <w:right w:w="120" w:type="dxa"/>
+            </w:tcMar>
+            <w:vAlign w:val="center"/>
+          </w:tcPr>
+          <w:p>
+            <w:pPr>
+              <w:spacing w:after="0"/>
+            </w:pPr>
+            <w:r>
+              <w:rPr>
+                <w:b/>
+                <w:color w:val="FFFFFF"/>
+                <w:sz w:val="18"/>
+              </w:rPr>
+              <w:t xml:space="preserve">Measure</w:t>
+            </w:r>
+          </w:p>
+        </w:tc>
+        <w:tc>
+          <w:tcPr>
+            <w:tcW w:w="2400" w:type="dxa"/>
+            <w:shd w:val="clear" w:color="auto" w:fill="17365D"/>
+            <w:tcMar>
+              <w:top w:w="90" w:type="dxa"/>
+              <w:left w:w="120" w:type="dxa"/>
+              <w:bottom w:w="90" w:type="dxa"/>
+              <w:right w:w="120" w:type="dxa"/>
+            </w:tcMar>
+            <w:vAlign w:val="center"/>
+          </w:tcPr>
+          <w:p>
+            <w:pPr>
+              <w:spacing w:after="0"/>
+            </w:pPr>
+            <w:r>
+              <w:rPr>
+                <w:b/>
+                <w:color w:val="FFFFFF"/>
+                <w:sz w:val="18"/>
+              </w:rPr>
+              <w:t xml:space="preserve">Before</w:t>
+            </w:r>
+          </w:p>
+        </w:tc>
+        <w:tc>
+          <w:tcPr>
+            <w:tcW w:w="3600" w:type="dxa"/>
+            <w:shd w:val="clear" w:color="auto" w:fill="17365D"/>
+            <w:tcMar>
+              <w:top w:w="90" w:type="dxa"/>
+              <w:left w:w="120" w:type="dxa"/>
+              <w:bottom w:w="90" w:type="dxa"/>
+              <w:right w:w="120" w:type="dxa"/>
+            </w:tcMar>
+            <w:vAlign w:val="center"/>
+          </w:tcPr>
+          <w:p>
+            <w:pPr>
+              <w:spacing w:after="0"/>
+            </w:pPr>
+            <w:r>
+              <w:rPr>
+                <w:b/>
+                <w:color w:val="FFFFFF"/>
+                <w:sz w:val="18"/>
+              </w:rPr>
+              <w:t xml:space="preserve">Now</w:t>
+            </w:r>
+          </w:p>
+        </w:tc>
+      </w:tr>
+      <w:tr>
+        <w:trPr>
+          <w:jc w:val="center"/>
+        </w:trPr>
+        <w:tc>
+          <w:tcPr>
+            <w:tcW w:w="3994" w:type="dxa"/>
+            <w:tcMar>
+              <w:top w:w="90" w:type="dxa"/>
+              <w:left w:w="120" w:type="dxa"/>
+              <w:bottom w:w="90" w:type="dxa"/>
+              <w:right w:w="120" w:type="dxa"/>
+            </w:tcMar>
+            <w:vAlign w:val="center"/>
+          </w:tcPr>
+          <w:p>
+            <w:pPr>
+              <w:spacing w:after="0"/>
+            </w:pPr>
+            <w:r>
+              <w:rPr>
+                <w:sz w:val="17"/>
+              </w:rPr>
+              <w:t xml:space="preserve">Dev set score (15 questions)</w:t>
+            </w:r>
+          </w:p>
+        </w:tc>
+        <w:tc>
+          <w:tcPr>
+            <w:tcW w:w="2400" w:type="dxa"/>
+            <w:tcMar>
+              <w:top w:w="90" w:type="dxa"/>
+              <w:left w:w="120" w:type="dxa"/>
+              <w:bottom w:w="90" w:type="dxa"/>
+              <w:right w:w="120" w:type="dxa"/>
+            </w:tcMar>
+            <w:vAlign w:val="center"/>
+          </w:tcPr>
+          <w:p>
+            <w:pPr>
+              <w:spacing w:after="0"/>
+            </w:pPr>
+            <w:r>
+              <w:rPr>
+                <w:sz w:val="17"/>
+              </w:rPr>
+              <w:t xml:space="preserve">6.5 / 15</w:t>
+            </w:r>
+          </w:p>
+        </w:tc>
+        <w:tc>
+          <w:tcPr>
+            <w:tcW w:w="3600" w:type="dxa"/>
+            <w:tcMar>
+              <w:top w:w="90" w:type="dxa"/>
+              <w:left w:w="120" w:type="dxa"/>
+              <w:bottom w:w="90" w:type="dxa"/>
+              <w:right w:w="120" w:type="dxa"/>
+            </w:tcMar>
+            <w:vAlign w:val="center"/>
+          </w:tcPr>
+          <w:p>
+            <w:pPr>
+              <w:spacing w:after="0"/>
+            </w:pPr>
+            <w:r>
+              <w:rPr>
+                <w:sz w:val="17"/>
+              </w:rPr>
+              <w:t xml:space="preserve">8.0 / 15</w:t>
+            </w:r>
+          </w:p>
+        </w:tc>
+      </w:tr>
+      <w:tr>
+        <w:trPr>
+          <w:jc w:val="center"/>
+        </w:trPr>
+        <w:tc>
+          <w:tcPr>
+            <w:tcW w:w="3994" w:type="dxa"/>
+            <w:tcMar>
+              <w:top w:w="90" w:type="dxa"/>
+              <w:left w:w="120" w:type="dxa"/>
+              <w:bottom w:w="90" w:type="dxa"/>
+              <w:right w:w="120" w:type="dxa"/>
+            </w:tcMar>
+            <w:vAlign w:val="center"/>
+          </w:tcPr>
+          <w:p>
+            <w:pPr>
+              <w:spacing w:after="0"/>
+            </w:pPr>
+            <w:r>
+              <w:rPr>
+                <w:sz w:val="17"/>
+              </w:rPr>
+              <w:t xml:space="preserve">Correct / partial / idk / hallucinated</w:t>
+            </w:r>
+          </w:p>
+        </w:tc>
+        <w:tc>
+          <w:tcPr>
+            <w:tcW w:w="2400" w:type="dxa"/>
+            <w:tcMar>
+              <w:top w:w="90" w:type="dxa"/>
+              <w:left w:w="120" w:type="dxa"/>
+              <w:bottom w:w="90" w:type="dxa"/>
+              <w:right w:w="120" w:type="dxa"/>
+            </w:tcMar>
+            <w:vAlign w:val="center"/>
+          </w:tcPr>
+          <w:p>
+            <w:pPr>
+              <w:spacing w:after="0"/>
+            </w:pPr>
+            <w:r>
+              <w:rPr>
+                <w:sz w:val="17"/>
+              </w:rPr>
+              <w:t xml:space="preserve">2 / 7 / 4 / 2</w:t>
+            </w:r>
+          </w:p>
+        </w:tc>
+        <w:tc>
+          <w:tcPr>
+            <w:tcW w:w="3600" w:type="dxa"/>
+            <w:tcMar>
+              <w:top w:w="90" w:type="dxa"/>
+              <w:left w:w="120" w:type="dxa"/>
+              <w:bottom w:w="90" w:type="dxa"/>
+              <w:right w:w="120" w:type="dxa"/>
+            </w:tcMar>
+            <w:vAlign w:val="center"/>
+          </w:tcPr>
+          <w:p>
+            <w:pPr>
+              <w:spacing w:after="0"/>
+            </w:pPr>
+            <w:r>
+              <w:rPr>
+                <w:sz w:val="17"/>
+              </w:rPr>
+              <w:t xml:space="preserve">3 / 7 / 4 / 1</w:t>
+            </w:r>
+          </w:p>
+        </w:tc>
+      </w:tr>
+      <w:tr>
+        <w:trPr>
+          <w:jc w:val="center"/>
+        </w:trPr>
+        <w:tc>
+          <w:tcPr>
+            <w:tcW w:w="3994" w:type="dxa"/>
+            <w:tcMar>
+              <w:top w:w="90" w:type="dxa"/>
+              <w:left w:w="120" w:type="dxa"/>
+              <w:bottom w:w="90" w:type="dxa"/>
+              <w:right w:w="120" w:type="dxa"/>
+            </w:tcMar>
+            <w:vAlign w:val="center"/>
+          </w:tcPr>
+          <w:p>
+            <w:pPr>
+              <w:spacing w:after="0"/>
+            </w:pPr>
+            <w:r>
+              <w:rPr>
+                <w:sz w:val="17"/>
+              </w:rPr>
+              <w:t xml:space="preserve">Mean time per question</w:t>
+            </w:r>
+          </w:p>
+        </w:tc>
+        <w:tc>
+          <w:tcPr>
+            <w:tcW w:w="2400" w:type="dxa"/>
+            <w:tcMar>
+              <w:top w:w="90" w:type="dxa"/>
+              <w:left w:w="120" w:type="dxa"/>
+              <w:bottom w:w="90" w:type="dxa"/>
+              <w:right w:w="120" w:type="dxa"/>
+            </w:tcMar>
+            <w:vAlign w:val="center"/>
+          </w:tcPr>
+          <w:p>
+            <w:pPr>
+              <w:spacing w:after="0"/>
+            </w:pPr>
+            <w:r>
+              <w:rPr>
+                <w:sz w:val="17"/>
+              </w:rPr>
+              <w:t xml:space="preserve">about 280 s</w:t>
+            </w:r>
+          </w:p>
+        </w:tc>
+        <w:tc>
+          <w:tcPr>
+            <w:tcW w:w="3600" w:type="dxa"/>
+            <w:tcMar>
+              <w:top w:w="90" w:type="dxa"/>
+              <w:left w:w="120" w:type="dxa"/>
+              <w:bottom w:w="90" w:type="dxa"/>
+              <w:right w:w="120" w:type="dxa"/>
+            </w:tcMar>
+            <w:vAlign w:val="center"/>
+          </w:tcPr>
+          <w:p>
+            <w:pPr>
+              <w:spacing w:after="0"/>
+            </w:pPr>
+            <w:r>
+              <w:rPr>
+                <w:sz w:val="17"/>
+              </w:rPr>
+              <w:t xml:space="preserve">98 s</w:t>
+            </w:r>
+          </w:p>
+        </w:tc>
+      </w:tr>
+      <w:tr>
+        <w:trPr>
+          <w:jc w:val="center"/>
+        </w:trPr>
+        <w:tc>
+          <w:tcPr>
+            <w:tcW w:w="3994" w:type="dxa"/>
+            <w:tcMar>
+              <w:top w:w="90" w:type="dxa"/>
+              <w:left w:w="120" w:type="dxa"/>
+              <w:bottom w:w="90" w:type="dxa"/>
+              <w:right w:w="120" w:type="dxa"/>
+            </w:tcMar>
+            <w:vAlign w:val="center"/>
+          </w:tcPr>
+          <w:p>
+            <w:pPr>
+              <w:spacing w:after="0"/>
+            </w:pPr>
+            <w:r>
+              <w:rPr>
+                <w:sz w:val="17"/>
+              </w:rPr>
+              <w:t xml:space="preserve">Questions under the 120 s timeout</w:t>
+            </w:r>
+          </w:p>
+        </w:tc>
+        <w:tc>
+          <w:tcPr>
+            <w:tcW w:w="2400" w:type="dxa"/>
+            <w:tcMar>
+              <w:top w:w="90" w:type="dxa"/>
+              <w:left w:w="120" w:type="dxa"/>
+              <w:bottom w:w="90" w:type="dxa"/>
+              <w:right w:w="120" w:type="dxa"/>
+            </w:tcMar>
+            <w:vAlign w:val="center"/>
+          </w:tcPr>
+          <w:p>
+            <w:pPr>
+              <w:spacing w:after="0"/>
+            </w:pPr>
+            <w:r>
+              <w:rPr>
+                <w:sz w:val="17"/>
+              </w:rPr>
+              <w:t xml:space="preserve">2 of 15</w:t>
+            </w:r>
+          </w:p>
+        </w:tc>
+        <w:tc>
+          <w:tcPr>
+            <w:tcW w:w="3600" w:type="dxa"/>
+            <w:tcMar>
+              <w:top w:w="90" w:type="dxa"/>
+              <w:left w:w="120" w:type="dxa"/>
+              <w:bottom w:w="90" w:type="dxa"/>
+              <w:right w:w="120" w:type="dxa"/>
+            </w:tcMar>
+            <w:vAlign w:val="center"/>
+          </w:tcPr>
+          <w:p>
+            <w:pPr>
+              <w:spacing w:after="0"/>
+            </w:pPr>
+            <w:r>
+              <w:rPr>
+                <w:sz w:val="17"/>
+              </w:rPr>
+              <w:t xml:space="preserve">11 of 15</w:t>
+            </w:r>
+          </w:p>
+        </w:tc>
+      </w:tr>
+      <w:tr>
+        <w:trPr>
+          <w:jc w:val="center"/>
+        </w:trPr>
+        <w:tc>
+          <w:tcPr>
+            <w:tcW w:w="3994" w:type="dxa"/>
+            <w:tcMar>
+              <w:top w:w="90" w:type="dxa"/>
+              <w:left w:w="120" w:type="dxa"/>
+              <w:bottom w:w="90" w:type="dxa"/>
+              <w:right w:w="120" w:type="dxa"/>
+            </w:tcMar>
+            <w:vAlign w:val="center"/>
+          </w:tcPr>
+          <w:p>
+            <w:pPr>
+              <w:spacing w:after="0"/>
+            </w:pPr>
+            <w:r>
+              <w:rPr>
+                <w:sz w:val="17"/>
+              </w:rPr>
+              <w:t xml:space="preserve">Gemma calls per question</w:t>
+            </w:r>
+          </w:p>
+        </w:tc>
+        <w:tc>
+          <w:tcPr>
+            <w:tcW w:w="2400" w:type="dxa"/>
+            <w:tcMar>
+              <w:top w:w="90" w:type="dxa"/>
+              <w:left w:w="120" w:type="dxa"/>
+              <w:bottom w:w="90" w:type="dxa"/>
+              <w:right w:w="120" w:type="dxa"/>
+            </w:tcMar>
+            <w:vAlign w:val="center"/>
+          </w:tcPr>
+          <w:p>
+            <w:pPr>
+              <w:spacing w:after="0"/>
+            </w:pPr>
+            <w:r>
+              <w:rPr>
+                <w:sz w:val="17"/>
+              </w:rPr>
+              <w:t xml:space="preserve">5-10</w:t>
+            </w:r>
+          </w:p>
+        </w:tc>
+        <w:tc>
+          <w:tcPr>
+            <w:tcW w:w="3600" w:type="dxa"/>
+            <w:tcMar>
+              <w:top w:w="90" w:type="dxa"/>
+              <w:left w:w="120" w:type="dxa"/>
+              <w:bottom w:w="90" w:type="dxa"/>
+              <w:right w:w="120" w:type="dxa"/>
+            </w:tcMar>
+            <w:vAlign w:val="center"/>
+          </w:tcPr>
+          <w:p>
+            <w:pPr>
+              <w:spacing w:after="0"/>
+            </w:pPr>
+            <w:r>
+              <w:rPr>
+                <w:sz w:val="17"/>
+              </w:rPr>
+              <w:t xml:space="preserve">1-2</w:t>
+            </w:r>
+          </w:p>
+        </w:tc>
+      </w:tr>
+      <w:tr>
+        <w:trPr>
+          <w:jc w:val="center"/>
+        </w:trPr>
+        <w:tc>
+          <w:tcPr>
+            <w:tcW w:w="3994" w:type="dxa"/>
+            <w:tcMar>
+              <w:top w:w="90" w:type="dxa"/>
+              <w:left w:w="120" w:type="dxa"/>
+              <w:bottom w:w="90" w:type="dxa"/>
+              <w:right w:w="120" w:type="dxa"/>
+            </w:tcMar>
+            <w:vAlign w:val="center"/>
+          </w:tcPr>
+          <w:p>
+            <w:pPr>
+              <w:spacing w:after="0"/>
+            </w:pPr>
+            <w:r>
+              <w:rPr>
+                <w:sz w:val="17"/>
+              </w:rPr>
+              <w:t xml:space="preserve">Unseen set (10 new questions on other papers)</w:t>
+            </w:r>
+          </w:p>
+        </w:tc>
+        <w:tc>
+          <w:tcPr>
+            <w:tcW w:w="2400" w:type="dxa"/>
+            <w:tcMar>
+              <w:top w:w="90" w:type="dxa"/>
+              <w:left w:w="120" w:type="dxa"/>
+              <w:bottom w:w="90" w:type="dxa"/>
+              <w:right w:w="120" w:type="dxa"/>
+            </w:tcMar>
+            <w:vAlign w:val="center"/>
+          </w:tcPr>
+          <w:p>
+            <w:pPr>
+              <w:spacing w:after="0"/>
+            </w:pPr>
+            <w:r>
+              <w:rPr>
+                <w:sz w:val="17"/>
+              </w:rPr>
+              <w:t xml:space="preserve">not measured</w:t>
+            </w:r>
+          </w:p>
+        </w:tc>
+        <w:tc>
+          <w:tcPr>
+            <w:tcW w:w="3600" w:type="dxa"/>
+            <w:tcMar>
+              <w:top w:w="90" w:type="dxa"/>
+              <w:left w:w="120" w:type="dxa"/>
+              <w:bottom w:w="90" w:type="dxa"/>
+              <w:right w:w="120" w:type="dxa"/>
+            </w:tcMar>
+            <w:vAlign w:val="center"/>
+          </w:tcPr>
+          <w:p>
+            <w:pPr>
+              <w:spacing w:after="0"/>
+            </w:pPr>
+            <w:r>
+              <w:rPr>
+                <w:sz w:val="17"/>
+              </w:rPr>
+              <w:t xml:space="preserve">5.5 / 10, 0 hallucinated (7.0 without a wording bug fixed after the run, not yet re-measured)</w:t>
+            </w:r>
+          </w:p>
+        </w:tc>
+      </w:tr>
+    </w:tbl>
+    <w:p>
+      <w:pPr>
+        <w:spacing w:after="0"/>
+      </w:pPr>
+    </w:p>
+    <w:p>
+      <w:pPr>
+        <w:pStyle w:val="Heading2"/>
+      </w:pPr>
+      <w:r>
+        <w:t xml:space="preserve">New pipeline</w:t>
+      </w:r>
+    </w:p>
+    <w:p>
+      <w:pPr>
+        <w:jc w:val="center"/>
+      </w:pPr>
+      <w:r>
+        <w:rPr>
+          <w:noProof/>
+        </w:rPr>
+        <w:drawing>
+          <wp:inline distT="0" distB="0" distL="0" distR="0">
+            <wp:extent cx="6035040" cy="6263030"/>
+            <wp:effectExtent l="0" t="0" r="0" b="0"/>
+            <wp:docPr id="2026102601" name="Pipeline flow chart 2026-10-26"/>
+            <wp:cNvGraphicFramePr>
+              <a:graphicFrameLocks xmlns:a="http://schemas.openxmlformats.org/drawingml/2006/main" noChangeAspect="1"/>
+            </wp:cNvGraphicFramePr>
+            <a:graphic xmlns:a="http://schemas.openxmlformats.org/drawingml/2006/main">
+              <a:graphicData uri="http://schemas.openxmlformats.org/drawingml/2006/picture">
+                <pic:pic xmlns:pic="http://schemas.openxmlformats.org/drawingml/2006/picture">
+                  <pic:nvPicPr>
+                    <pic:cNvPr id="2026102601" name="flowchart-2026-10-26.png"/>
+                    <pic:cNvPicPr/>
+                  </pic:nvPicPr>
+                  <pic:blipFill>
+                    <a:blip r:embed="rId27"/>
+                    <a:stretch>
+                      <a:fillRect/>
+                    </a:stretch>
+                  </pic:blipFill>
+                  <pic:spPr>
+                    <a:xfrm>
+                      <a:off x="0" y="0"/>
+                      <a:ext cx="6035040" cy="6263030"/>
+                    </a:xfrm>
+                    <a:prstGeom prst="rect">
+                      <a:avLst/>
+                    </a:prstGeom>
+                  </pic:spPr>
+                </pic:pic>
+              </a:graphicData>
+            </a:graphic>
+          </wp:inline>
+        </w:drawing>
+      </w:r>
+    </w:p>
+    <w:p>
+      <w:r>
+        <w:rPr>
+          <w:color w:val="5A5A5A"/>
+          <w:sz w:val="18"/>
+        </w:rPr>
+        <w:t xml:space="preserve">Figure: the question workflow after today's changes. Green boxes are new or changed; the LangGraph structure itself is unchanged.</w:t>
+      </w:r>
+    </w:p>
+    <w:p>
+      <w:pPr>
+        <w:pStyle w:val="Heading2"/>
+      </w:pPr>
+      <w:r>
+        <w:t xml:space="preserve">What changed, by stage</w:t>
+      </w:r>
+    </w:p>
+    <w:tbl>
+      <w:tblPr>
+        <w:tblW w:w="9994" w:type="dxa"/>
+        <w:jc w:val="center"/>
+        <w:tblBorders>
+          <w:top w:val="single" w:sz="4" w:space="0" w:color="D9D9D9"/>
+          <w:left w:val="single" w:sz="4" w:space="0" w:color="D9D9D9"/>
+          <w:bottom w:val="single" w:sz="4" w:space="0" w:color="D9D9D9"/>
+          <w:right w:val="single" w:sz="4" w:space="0" w:color="D9D9D9"/>
+          <w:insideH w:val="single" w:sz="4" w:space="0" w:color="D9D9D9"/>
+          <w:insideV w:val="single" w:sz="4" w:space="0" w:color="D9D9D9"/>
+        </w:tblBorders>
+        <w:tblLayout w:type="fixed"/>
+        <w:tblLook w:val="04A0" w:firstRow="1" w:lastRow="0" w:firstColumn="1" w:lastColumn="0" w:noHBand="0" w:noVBand="1"/>
+      </w:tblPr>
+      <w:tblGrid>
+        <w:gridCol w:w="1300"/>
+        <w:gridCol w:w="5394"/>
+        <w:gridCol w:w="3300"/>
+      </w:tblGrid>
+      <w:tr>
+        <w:trPr>
+          <w:tblHeader/>
+          <w:jc w:val="center"/>
+        </w:trPr>
+        <w:tc>
+          <w:tcPr>
+            <w:tcW w:w="1300" w:type="dxa"/>
+            <w:shd w:val="clear" w:color="auto" w:fill="17365D"/>
+            <w:tcMar>
+              <w:top w:w="90" w:type="dxa"/>
+              <w:left w:w="120" w:type="dxa"/>
+              <w:bottom w:w="90" w:type="dxa"/>
+              <w:right w:w="120" w:type="dxa"/>
+            </w:tcMar>
+            <w:vAlign w:val="center"/>
+          </w:tcPr>
+          <w:p>
+            <w:pPr>
+              <w:spacing w:after="0"/>
+            </w:pPr>
+            <w:r>
+              <w:rPr>
+                <w:b/>
+                <w:color w:val="FFFFFF"/>
+                <w:sz w:val="18"/>
+              </w:rPr>
+              <w:t xml:space="preserve">Stage</w:t>
+            </w:r>
+          </w:p>
+        </w:tc>
+        <w:tc>
+          <w:tcPr>
+            <w:tcW w:w="5394" w:type="dxa"/>
+            <w:shd w:val="clear" w:color="auto" w:fill="17365D"/>
+            <w:tcMar>
+              <w:top w:w="90" w:type="dxa"/>
+              <w:left w:w="120" w:type="dxa"/>
+              <w:bottom w:w="90" w:type="dxa"/>
+              <w:right w:w="120" w:type="dxa"/>
+            </w:tcMar>
+            <w:vAlign w:val="center"/>
+          </w:tcPr>
+          <w:p>
+            <w:pPr>
+              <w:spacing w:after="0"/>
+            </w:pPr>
+            <w:r>
+              <w:rPr>
+                <w:b/>
+                <w:color w:val="FFFFFF"/>
+                <w:sz w:val="18"/>
+              </w:rPr>
+              <w:t xml:space="preserve">Change</w:t>
+            </w:r>
+          </w:p>
+        </w:tc>
+        <w:tc>
+          <w:tcPr>
+            <w:tcW w:w="3300" w:type="dxa"/>
+            <w:shd w:val="clear" w:color="auto" w:fill="17365D"/>
+            <w:tcMar>
+              <w:top w:w="90" w:type="dxa"/>
+              <w:left w:w="120" w:type="dxa"/>
+              <w:bottom w:w="90" w:type="dxa"/>
+              <w:right w:w="120" w:type="dxa"/>
+            </w:tcMar>
+            <w:vAlign w:val="center"/>
+          </w:tcPr>
+          <w:p>
+            <w:pPr>
+              <w:spacing w:after="0"/>
+            </w:pPr>
+            <w:r>
+              <w:rPr>
+                <w:b/>
+                <w:color w:val="FFFFFF"/>
+                <w:sz w:val="18"/>
+              </w:rPr>
+              <w:t xml:space="preserve">Why</w:t>
+            </w:r>
+          </w:p>
+        </w:tc>
+      </w:tr>
+      <w:tr>
+        <w:trPr>
+          <w:jc w:val="center"/>
+        </w:trPr>
+        <w:tc>
+          <w:tcPr>
+            <w:tcW w:w="1300" w:type="dxa"/>
+            <w:tcMar>
+              <w:top w:w="90" w:type="dxa"/>
+              <w:left w:w="120" w:type="dxa"/>
+              <w:bottom w:w="90" w:type="dxa"/>
+              <w:right w:w="120" w:type="dxa"/>
+            </w:tcMar>
+            <w:vAlign w:val="center"/>
+          </w:tcPr>
+          <w:p>
+            <w:pPr>
+              <w:spacing w:after="0"/>
+            </w:pPr>
+            <w:r>
+              <w:rPr>
+                <w:sz w:val="17"/>
+              </w:rPr>
+              <w:t xml:space="preserve">Plan</w:t>
+            </w:r>
+          </w:p>
+        </w:tc>
+        <w:tc>
+          <w:tcPr>
+            <w:tcW w:w="5394" w:type="dxa"/>
+            <w:tcMar>
+              <w:top w:w="90" w:type="dxa"/>
+              <w:left w:w="120" w:type="dxa"/>
+              <w:bottom w:w="90" w:type="dxa"/>
+              <w:right w:w="120" w:type="dxa"/>
+            </w:tcMar>
+            <w:vAlign w:val="center"/>
+          </w:tcPr>
+          <w:p>
+            <w:pPr>
+              <w:spacing w:after="0"/>
+            </w:pPr>
+            <w:r>
+              <w:rPr>
+                <w:sz w:val="17"/>
+              </w:rPr>
+              <w:t xml:space="preserve">Simple questions skip the planner model again. Lists of named items ('A, B and C', 'each', 'both') go to the planner, whose sub-questions must repeat the subject. A task naming exactly one paper searches only that paper. The grader path never asks for clarification.</w:t>
+            </w:r>
+          </w:p>
+        </w:tc>
+        <w:tc>
+          <w:tcPr>
+            <w:tcW w:w="3300" w:type="dxa"/>
+            <w:tcMar>
+              <w:top w:w="90" w:type="dxa"/>
+              <w:left w:w="120" w:type="dxa"/>
+              <w:bottom w:w="90" w:type="dxa"/>
+              <w:right w:w="120" w:type="dxa"/>
+            </w:tcMar>
+            <w:vAlign w:val="center"/>
+          </w:tcPr>
+          <w:p>
+            <w:pPr>
+              <w:spacing w:after="0"/>
+            </w:pPr>
+            <w:r>
+              <w:rPr>
+                <w:sz w:val="17"/>
+              </w:rPr>
+              <w:t xml:space="preserve">Saves about 25-35 s; fixed multi-paper questions and a forced clarification that scored 0.</w:t>
+            </w:r>
+          </w:p>
+        </w:tc>
+      </w:tr>
+      <w:tr>
+        <w:trPr>
+          <w:jc w:val="center"/>
+        </w:trPr>
+        <w:tc>
+          <w:tcPr>
+            <w:tcW w:w="1300" w:type="dxa"/>
+            <w:tcMar>
+              <w:top w:w="90" w:type="dxa"/>
+              <w:left w:w="120" w:type="dxa"/>
+              <w:bottom w:w="90" w:type="dxa"/>
+              <w:right w:w="120" w:type="dxa"/>
+            </w:tcMar>
+            <w:vAlign w:val="center"/>
+          </w:tcPr>
+          <w:p>
+            <w:pPr>
+              <w:spacing w:after="0"/>
+            </w:pPr>
+            <w:r>
+              <w:rPr>
+                <w:sz w:val="17"/>
+              </w:rPr>
+              <w:t xml:space="preserve">Retrieve</w:t>
+            </w:r>
+          </w:p>
+        </w:tc>
+        <w:tc>
+          <w:tcPr>
+            <w:tcW w:w="5394" w:type="dxa"/>
+            <w:tcMar>
+              <w:top w:w="90" w:type="dxa"/>
+              <w:left w:w="120" w:type="dxa"/>
+              <w:bottom w:w="90" w:type="dxa"/>
+              <w:right w:w="120" w:type="dxa"/>
+            </w:tcMar>
+            <w:vAlign w:val="center"/>
+          </w:tcPr>
+          <w:p>
+            <w:pPr>
+              <w:spacing w:after="0"/>
+            </w:pPr>
+            <w:r>
+              <w:rPr>
+                <w:sz w:val="17"/>
+              </w:rPr>
+              <w:t xml:space="preserve">Shorter windows (1,200 characters) but up to 8 per task; budget 10,000 characters. A sub-question with no passage above the threshold keeps its 2 best if its siblings found evidence. Chunks and BM25 counts are cached.</w:t>
+            </w:r>
+          </w:p>
+        </w:tc>
+        <w:tc>
+          <w:tcPr>
+            <w:tcW w:w="3300" w:type="dxa"/>
+            <w:tcMar>
+              <w:top w:w="90" w:type="dxa"/>
+              <w:left w:w="120" w:type="dxa"/>
+              <w:bottom w:w="90" w:type="dxa"/>
+              <w:right w:w="120" w:type="dxa"/>
+            </w:tcMar>
+            <w:vAlign w:val="center"/>
+          </w:tcPr>
+          <w:p>
+            <w:pPr>
+              <w:spacing w:after="0"/>
+            </w:pPr>
+            <w:r>
+              <w:rPr>
+                <w:sz w:val="17"/>
+              </w:rPr>
+              <w:t xml:space="preserve">Smaller prompt (about 16 s per 1,000 tokens on this CPU) and more distinct sections.</w:t>
+            </w:r>
+          </w:p>
+        </w:tc>
+      </w:tr>
+      <w:tr>
+        <w:trPr>
+          <w:jc w:val="center"/>
+        </w:trPr>
+        <w:tc>
+          <w:tcPr>
+            <w:tcW w:w="1300" w:type="dxa"/>
+            <w:tcMar>
+              <w:top w:w="90" w:type="dxa"/>
+              <w:left w:w="120" w:type="dxa"/>
+              <w:bottom w:w="90" w:type="dxa"/>
+              <w:right w:w="120" w:type="dxa"/>
+            </w:tcMar>
+            <w:vAlign w:val="center"/>
+          </w:tcPr>
+          <w:p>
+            <w:pPr>
+              <w:spacing w:after="0"/>
+            </w:pPr>
+            <w:r>
+              <w:rPr>
+                <w:sz w:val="17"/>
+              </w:rPr>
+              <w:t xml:space="preserve">Generate</w:t>
+            </w:r>
+          </w:p>
+        </w:tc>
+        <w:tc>
+          <w:tcPr>
+            <w:tcW w:w="5394" w:type="dxa"/>
+            <w:tcMar>
+              <w:top w:w="90" w:type="dxa"/>
+              <w:left w:w="120" w:type="dxa"/>
+              <w:bottom w:w="90" w:type="dxa"/>
+              <w:right w:w="120" w:type="dxa"/>
+            </w:tcMar>
+            <w:vAlign w:val="center"/>
+          </w:tcPr>
+          <w:p>
+            <w:pPr>
+              <w:spacing w:after="0"/>
+            </w:pPr>
+            <w:r>
+              <w:rPr>
+                <w:sz w:val="17"/>
+              </w:rPr>
+              <w:t xml:space="preserve">One Gemma call, at most 4 claims with short exact quotes, output capped at 1,024 tokens. The per-passage extraction calls are removed.</w:t>
+            </w:r>
+          </w:p>
+        </w:tc>
+        <w:tc>
+          <w:tcPr>
+            <w:tcW w:w="3300" w:type="dxa"/>
+            <w:tcMar>
+              <w:top w:w="90" w:type="dxa"/>
+              <w:left w:w="120" w:type="dxa"/>
+              <w:bottom w:w="90" w:type="dxa"/>
+              <w:right w:w="120" w:type="dxa"/>
+            </w:tcMar>
+            <w:vAlign w:val="center"/>
+          </w:tcPr>
+          <w:p>
+            <w:pPr>
+              <w:spacing w:after="0"/>
+            </w:pPr>
+            <w:r>
+              <w:rPr>
+                <w:sz w:val="17"/>
+              </w:rPr>
+              <w:t xml:space="preserve">Output costs about 12 s per 100 tokens; the extraction calls were 51% of the time.</w:t>
+            </w:r>
+          </w:p>
+        </w:tc>
+      </w:tr>
+      <w:tr>
+        <w:trPr>
+          <w:jc w:val="center"/>
+        </w:trPr>
+        <w:tc>
+          <w:tcPr>
+            <w:tcW w:w="1300" w:type="dxa"/>
+            <w:tcMar>
+              <w:top w:w="90" w:type="dxa"/>
+              <w:left w:w="120" w:type="dxa"/>
+              <w:bottom w:w="90" w:type="dxa"/>
+              <w:right w:w="120" w:type="dxa"/>
+            </w:tcMar>
+            <w:vAlign w:val="center"/>
+          </w:tcPr>
+          <w:p>
+            <w:pPr>
+              <w:spacing w:after="0"/>
+            </w:pPr>
+            <w:r>
+              <w:rPr>
+                <w:sz w:val="17"/>
+              </w:rPr>
+              <w:t xml:space="preserve">Verify</w:t>
+            </w:r>
+          </w:p>
+        </w:tc>
+        <w:tc>
+          <w:tcPr>
+            <w:tcW w:w="5394" w:type="dxa"/>
+            <w:tcMar>
+              <w:top w:w="90" w:type="dxa"/>
+              <w:left w:w="120" w:type="dxa"/>
+              <w:bottom w:w="90" w:type="dxa"/>
+              <w:right w:w="120" w:type="dxa"/>
+            </w:tcMar>
+            <w:vAlign w:val="center"/>
+          </w:tcPr>
+          <w:p>
+            <w:pPr>
+              <w:spacing w:after="0"/>
+            </w:pPr>
+            <w:r>
+              <w:rPr>
+                <w:sz w:val="17"/>
+              </w:rPr>
+              <w:t xml:space="preserve">No model call. Quotes match ignoring case and PDF hyphens; a mis-cited sentence is repaired from the same paper; a year, version or size named in the question must appear in the cited passage; 'better by 2.0' is never reported as 'a score of 2.0'; an abstract value wins over a conflicting body value.</w:t>
+            </w:r>
+          </w:p>
+        </w:tc>
+        <w:tc>
+          <w:tcPr>
+            <w:tcW w:w="3300" w:type="dxa"/>
+            <w:tcMar>
+              <w:top w:w="90" w:type="dxa"/>
+              <w:left w:w="120" w:type="dxa"/>
+              <w:bottom w:w="90" w:type="dxa"/>
+              <w:right w:w="120" w:type="dxa"/>
+            </w:tcMar>
+            <w:vAlign w:val="center"/>
+          </w:tcPr>
+          <w:p>
+            <w:pPr>
+              <w:spacing w:after="0"/>
+            </w:pPr>
+            <w:r>
+              <w:rPr>
+                <w:sz w:val="17"/>
+              </w:rPr>
+              <w:t xml:space="preserve">Recovers correct answers (for example D01's 41.8 BLEU) and blocks wrong-setting answers.</w:t>
+            </w:r>
+          </w:p>
+        </w:tc>
+      </w:tr>
+      <w:tr>
+        <w:trPr>
+          <w:jc w:val="center"/>
+        </w:trPr>
+        <w:tc>
+          <w:tcPr>
+            <w:tcW w:w="1300" w:type="dxa"/>
+            <w:tcMar>
+              <w:top w:w="90" w:type="dxa"/>
+              <w:left w:w="120" w:type="dxa"/>
+              <w:bottom w:w="90" w:type="dxa"/>
+              <w:right w:w="120" w:type="dxa"/>
+            </w:tcMar>
+            <w:vAlign w:val="center"/>
+          </w:tcPr>
+          <w:p>
+            <w:pPr>
+              <w:spacing w:after="0"/>
+            </w:pPr>
+            <w:r>
+              <w:rPr>
+                <w:sz w:val="17"/>
+              </w:rPr>
+              <w:t xml:space="preserve">Answer</w:t>
+            </w:r>
+          </w:p>
+        </w:tc>
+        <w:tc>
+          <w:tcPr>
+            <w:tcW w:w="5394" w:type="dxa"/>
+            <w:tcMar>
+              <w:top w:w="90" w:type="dxa"/>
+              <w:left w:w="120" w:type="dxa"/>
+              <w:bottom w:w="90" w:type="dxa"/>
+              <w:right w:w="120" w:type="dxa"/>
+            </w:tcMar>
+            <w:vAlign w:val="center"/>
+          </w:tcPr>
+          <w:p>
+            <w:pPr>
+              <w:spacing w:after="0"/>
+            </w:pPr>
+            <w:r>
+              <w:rPr>
+                <w:sz w:val="17"/>
+              </w:rPr>
+              <w:t xml:space="preserve">Only verified claims are shown. With none, the answer is "I don't know - this is not in the documents." Boilerplate notes were removed from the answer text.</w:t>
+            </w:r>
+          </w:p>
+        </w:tc>
+        <w:tc>
+          <w:tcPr>
+            <w:tcW w:w="3300" w:type="dxa"/>
+            <w:tcMar>
+              <w:top w:w="90" w:type="dxa"/>
+              <w:left w:w="120" w:type="dxa"/>
+              <w:bottom w:w="90" w:type="dxa"/>
+              <w:right w:w="120" w:type="dxa"/>
+            </w:tcMar>
+            <w:vAlign w:val="center"/>
+          </w:tcPr>
+          <w:p>
+            <w:pPr>
+              <w:spacing w:after="0"/>
+            </w:pPr>
+            <w:r>
+              <w:rPr>
+                <w:sz w:val="17"/>
+              </w:rPr>
+              <w:t xml:space="preserve">The judge reads the whole answer; notes and disclaimers were costing points.</w:t>
+            </w:r>
+          </w:p>
+        </w:tc>
+      </w:tr>
+    </w:tbl>
+    <w:p>
+      <w:pPr>
+        <w:spacing w:after="0"/>
+      </w:pPr>
+    </w:p>
+    <w:p>
+      <w:pPr>
+        <w:pStyle w:val="Heading2"/>
+      </w:pPr>
+      <w:r>
+        <w:t xml:space="preserve">Running two or three questions at once</w:t>
+      </w:r>
+    </w:p>
+    <w:p>
+      <w:r>
+        <w:t xml:space="preserve">Ollama on this laptop answers one request at a time (OLLAMA_NUM_PARALLEL defaults to 1), so extra grader workers wait in a queue rather than run in parallel. Our client now waits up to 600 s instead of 180 s so queued calls finish instead of failing. Measured through the real gateway with the official grader:</w:t>
+      </w:r>
+    </w:p>
+    <w:p>
+      <w:pPr>
+        <w:pStyle w:val="ListBullet"/>
+      </w:pPr>
+      <w:r>
+        <w:rPr>
+          <w:b/>
+        </w:rPr>
+        <w:t xml:space="preserve">No errors at 1, 2 or 3 workers. </w:t>
+      </w:r>
+      <w:r>
+        <w:t xml:space="preserve">Every request returned an answer, and the verdicts were identical (D01 correct, D02 idk, D03 partial). Before the timeout change, queued calls could fail.</w:t>
+      </w:r>
+    </w:p>
+    <w:p>
+      <w:pPr>
+        <w:pStyle w:val="ListBullet"/>
+      </w:pPr>
+      <w:r>
+        <w:rPr>
+          <w:b/>
+        </w:rPr>
+        <w:t xml:space="preserve">More workers finish the whole run sooner. </w:t>
+      </w:r>
+      <w:r>
+        <w:t xml:space="preserve">Three questions took 435 s with 1 worker, 299 s with 2 and 231 s with 3, because one question's search overlaps another's Gemma call.</w:t>
+      </w:r>
+    </w:p>
+    <w:p>
+      <w:pPr>
+        <w:pStyle w:val="ListBullet"/>
+      </w:pPr>
+      <w:r>
+        <w:rPr>
+          <w:b/>
+        </w:rPr>
+        <w:t xml:space="preserve">But each answer takes longer. </w:t>
+      </w:r>
+      <w:r>
+        <w:t xml:space="preserve">With 3 workers one answer took 229 s. If the grader keeps its 120 s per-question timeout, use 1 worker; with a long timeout, 3 workers halve the run time.</w:t>
+      </w:r>
+    </w:p>
+    <w:p>
+      <w:pPr>
+        <w:pStyle w:val="ListBullet"/>
+      </w:pPr>
+      <w:r>
+        <w:rPr>
+          <w:b/>
+        </w:rPr>
+        <w:t xml:space="preserve">Not yet tried: </w:t>
+      </w:r>
+      <w:r>
+        <w:t xml:space="preserve">raising OLLAMA_NUM_PARALLEL (needs an Ollama restart and more memory).</w:t>
+      </w:r>
+    </w:p>
+    <w:p>
+      <w:pPr>
+        <w:pStyle w:val="Heading2"/>
+      </w:pPr>
+      <w:r>
+        <w:t xml:space="preserve">How to measure a change</w:t>
+      </w:r>
+    </w:p>
+    <w:p>
+      <w:r>
+        <w:t xml:space="preserve">README.md, section 'Measure accuracy and latency', has the commands. In short: run the four main unit-test files for verifier or planner logic (under a minute); scripts/benchmark.py and scripts/judge.py on smoke_set.csv for retrieval or prompt changes (about 10 minutes); and the full dev and unseen sets before accepting changes (about 50 minutes). Never run them on the hidden test set or read its per-question results; use only the dashboard score.</w:t>
+      </w:r>
+    </w:p>
+    <w:p>
+      <w:pPr>
+        <w:pStyle w:val="Heading2"/>
+      </w:pPr>
+      <w:r>
+        <w:t xml:space="preserve">Open issues and next steps</w:t>
+      </w:r>
+    </w:p>
+    <w:p>
+      <w:pPr>
+        <w:pStyle w:val="ListBullet"/>
+      </w:pPr>
+      <w:r>
+        <w:rPr>
+          <w:b/>
+        </w:rPr>
+        <w:t xml:space="preserve">Chunk labels. </w:t>
+      </w:r>
+      <w:r>
+        <w:t xml:space="preserve">Section detection stops at 'References', so appendix text is labelled as references (24% of chunks). This is the main reason D02 fails. Fix in document_processing.py, then re-index and re-measure.</w:t>
+      </w:r>
+    </w:p>
+    <w:p>
+      <w:pPr>
+        <w:pStyle w:val="ListBullet"/>
+      </w:pPr>
+      <w:r>
+        <w:rPr>
+          <w:b/>
+        </w:rPr>
+        <w:t xml:space="preserve">Paper scoping. </w:t>
+      </w:r>
+      <w:r>
+        <w:t xml:space="preserve">Now limited to questions naming exactly one paper (fixes D13's wrong scope). D15 still names one paper that lacks the asked values; it needs a check that each claim answers what was asked.</w:t>
+      </w:r>
+    </w:p>
+    <w:p>
+      <w:pPr>
+        <w:pStyle w:val="ListBullet"/>
+      </w:pPr>
+      <w:r>
+        <w:rPr>
+          <w:b/>
+        </w:rPr>
+        <w:t xml:space="preserve">Run-to-run variation. </w:t>
+      </w:r>
+      <w:r>
+        <w:t xml:space="preserve">Identical runs differ by about +/-1-2 points on 15 questions (Gemma on CPU is not fully repeatable). Split list questions without the planner model, and judge changes on more than one run.</w:t>
+      </w:r>
+    </w:p>
+    <w:p>
+      <w:pPr>
+        <w:pStyle w:val="ListBullet"/>
+      </w:pPr>
+      <w:r>
+        <w:rPr>
+          <w:b/>
+        </w:rPr>
+        <w:t xml:space="preserve">Speed on other papers. </w:t>
+      </w:r>
+      <w:r>
+        <w:t xml:space="preserve">The unseen set averaged 121 s per question, so only 3 of 10 answers beat the 120 s timeout.</w:t>
+      </w:r>
+    </w:p>
+    <w:p>
+      <w:pPr>
+        <w:pStyle w:val="ListBullet"/>
+      </w:pPr>
+      <w:r>
+        <w:rPr>
+          <w:b/>
+        </w:rPr>
+        <w:t xml:space="preserve">Incomplete lists. </w:t>
+      </w:r>
+      <w:r>
+        <w:t xml:space="preserve">Answers often give one or two of several requested items (for example U02, U03), which scores partial.</w:t>
+      </w:r>
+    </w:p>
+    <w:p>
+      <w:pPr>
+        <w:pStyle w:val="ListBullet"/>
+      </w:pPr>
+      <w:r>
+        <w:rPr>
+          <w:b/>
+        </w:rPr>
+        <w:t xml:space="preserve">One test needs a decision. </w:t>
+      </w:r>
+      <w:r>
+        <w:t xml:space="preserve">tests/test_agent.py::test_followup_includes_recent_question expects 'Show an example' to reuse history; the current history rule says it is not a follow-up.</w:t>
+      </w:r>
+    </w:p>
+    <w:p>
+      <w:r>
+        <w:br w:type="page"/>
       </w:r>
     </w:p>
     <w:p>
